--- a/plans/9th Grade Technology/9th Grade Monthly Planning/2nd Trimester/9° Technology - July.docx
+++ b/plans/9th Grade Technology/9th Grade Monthly Planning/2nd Trimester/9° Technology - July.docx
@@ -4,6 +4,7 @@
   <w:body>
     <w:p>
       <w:pPr>
+        <w:spacing w:line="360" w:lineRule="auto"/>
         <w:jc w:val="center"/>
         <w:rPr>
           <w:b/>
@@ -75,6 +76,7 @@
     </w:p>
     <w:p>
       <w:pPr>
+        <w:spacing w:line="360" w:lineRule="auto"/>
         <w:jc w:val="center"/>
         <w:rPr>
           <w:b/>
@@ -93,6 +95,7 @@
     </w:p>
     <w:p>
       <w:pPr>
+        <w:spacing w:line="360" w:lineRule="auto"/>
         <w:jc w:val="center"/>
         <w:rPr>
           <w:b/>
@@ -111,6 +114,7 @@
     </w:p>
     <w:p>
       <w:pPr>
+        <w:spacing w:line="360" w:lineRule="auto"/>
         <w:jc w:val="center"/>
         <w:rPr>
           <w:b/>
@@ -129,6 +133,7 @@
     </w:p>
     <w:p>
       <w:pPr>
+        <w:spacing w:line="360" w:lineRule="auto"/>
         <w:jc w:val="center"/>
         <w:rPr>
           <w:b/>
@@ -167,6 +172,7 @@
           </w:tcPr>
           <w:p>
             <w:pPr>
+              <w:spacing w:line="480" w:lineRule="auto"/>
               <w:rPr>
                 <w:b/>
                 <w:sz w:val="24"/>
@@ -189,6 +195,7 @@
           </w:tcPr>
           <w:p>
             <w:pPr>
+              <w:spacing w:line="480" w:lineRule="auto"/>
               <w:rPr>
                 <w:b/>
                 <w:sz w:val="24"/>
@@ -211,6 +218,7 @@
           </w:tcPr>
           <w:p>
             <w:pPr>
+              <w:spacing w:line="480" w:lineRule="auto"/>
               <w:rPr>
                 <w:b/>
                 <w:sz w:val="24"/>
@@ -233,6 +241,7 @@
           </w:tcPr>
           <w:p>
             <w:pPr>
+              <w:spacing w:line="480" w:lineRule="auto"/>
               <w:rPr>
                 <w:b/>
                 <w:sz w:val="24"/>
@@ -255,6 +264,7 @@
           </w:tcPr>
           <w:p>
             <w:pPr>
+              <w:spacing w:line="480" w:lineRule="auto"/>
               <w:rPr>
                 <w:b/>
                 <w:sz w:val="24"/>
@@ -277,6 +287,7 @@
           </w:tcPr>
           <w:p>
             <w:pPr>
+              <w:spacing w:line="480" w:lineRule="auto"/>
               <w:rPr>
                 <w:b/>
                 <w:sz w:val="24"/>
@@ -297,18 +308,56 @@
       <w:tr>
         <w:tc>
           <w:tcPr>
-            <w:tcW w:type="dxa" w:w="15384"/>
+            <w:tcW w:w="15384" w:type="dxa"/>
             <w:gridSpan w:val="6"/>
           </w:tcPr>
           <w:p>
-            <w:r>
-              <w:t>Competences:</w:t>
-              <w:br/>
-              <w:t>• Plan, collect, clean, organize, and interpret data for a clear question and responsible purpose.</w:t>
-              <w:br/>
-              <w:t>• Use charts, patterns, correlations, outliers, and simple models to communicate data findings.</w:t>
-              <w:br/>
-              <w:t>• Design a small data product or prototype using evidence, privacy rules, and feedback.</w:t>
+            <w:pPr>
+              <w:spacing w:line="480" w:lineRule="auto"/>
+              <w:rPr>
+                <w:sz w:val="24"/>
+                <w:szCs w:val="24"/>
+              </w:rPr>
+            </w:pPr>
+            <w:r>
+              <w:rPr>
+                <w:b/>
+                <w:bCs/>
+                <w:sz w:val="24"/>
+                <w:szCs w:val="24"/>
+              </w:rPr>
+              <w:t>Competences</w:t>
+            </w:r>
+            <w:r>
+              <w:rPr>
+                <w:sz w:val="24"/>
+                <w:szCs w:val="24"/>
+              </w:rPr>
+              <w:t>:</w:t>
+            </w:r>
+            <w:r>
+              <w:rPr>
+                <w:sz w:val="24"/>
+                <w:szCs w:val="24"/>
+              </w:rPr>
+              <w:br/>
+              <w:t>Plan, collect, clean, organize, and interpret data for a clear question and responsible purpose.</w:t>
+            </w:r>
+            <w:r>
+              <w:rPr>
+                <w:sz w:val="24"/>
+                <w:szCs w:val="24"/>
+              </w:rPr>
+              <w:br/>
+              <w:t>Use charts, patterns, correlations, outliers, and simple models to communicate data findings.</w:t>
+            </w:r>
+            <w:r>
+              <w:rPr>
+                <w:sz w:val="24"/>
+                <w:szCs w:val="24"/>
+              </w:rPr>
+              <w:br/>
+              <w:t>Design a small data product or prototype using evidence, privacy rules, and feedback.</w:t>
             </w:r>
           </w:p>
         </w:tc>
@@ -316,18 +365,60 @@
       <w:tr>
         <w:tc>
           <w:tcPr>
-            <w:tcW w:type="dxa" w:w="15384"/>
+            <w:tcW w:w="15384" w:type="dxa"/>
             <w:gridSpan w:val="6"/>
           </w:tcPr>
           <w:p>
-            <w:r>
+            <w:pPr>
+              <w:spacing w:line="480" w:lineRule="auto"/>
+              <w:rPr>
+                <w:b/>
+                <w:bCs/>
+                <w:sz w:val="24"/>
+                <w:szCs w:val="24"/>
+              </w:rPr>
+            </w:pPr>
+          </w:p>
+          <w:p>
+            <w:pPr>
+              <w:spacing w:line="480" w:lineRule="auto"/>
+              <w:rPr>
+                <w:sz w:val="24"/>
+                <w:szCs w:val="24"/>
+              </w:rPr>
+            </w:pPr>
+            <w:r>
+              <w:rPr>
+                <w:b/>
+                <w:bCs/>
+                <w:sz w:val="24"/>
+                <w:szCs w:val="24"/>
+              </w:rPr>
               <w:t>Learning Objectives:</w:t>
-              <w:br/>
-              <w:t>• Draft a measurable data question with survey/measurement items, data types, collection method, and privacy rule.</w:t>
-              <w:br/>
-              <w:t>• Collect, organize, clean, and chart data while identifying patterns, outliers, and limits.</w:t>
-              <w:br/>
-              <w:t>• Create a data conclusion and prototype plan that communicates the finding clearly.</w:t>
+            </w:r>
+            <w:r>
+              <w:rPr>
+                <w:sz w:val="24"/>
+                <w:szCs w:val="24"/>
+              </w:rPr>
+              <w:br/>
+              <w:t>Draft a measurable data question with survey/measurement items, data types, collection method, and privacy rule.</w:t>
+            </w:r>
+            <w:r>
+              <w:rPr>
+                <w:sz w:val="24"/>
+                <w:szCs w:val="24"/>
+              </w:rPr>
+              <w:br/>
+              <w:t>Collect, organize, clean, and chart data while identifying patterns, outliers, and limits.</w:t>
+            </w:r>
+            <w:r>
+              <w:rPr>
+                <w:sz w:val="24"/>
+                <w:szCs w:val="24"/>
+              </w:rPr>
+              <w:br/>
+              <w:t>Create a data conclusion and prototype plan that communicates the finding clearly.</w:t>
             </w:r>
           </w:p>
         </w:tc>
@@ -335,18 +426,58 @@
       <w:tr>
         <w:tc>
           <w:tcPr>
-            <w:tcW w:type="dxa" w:w="15384"/>
+            <w:tcW w:w="15384" w:type="dxa"/>
             <w:gridSpan w:val="6"/>
           </w:tcPr>
           <w:p>
-            <w:r>
+            <w:pPr>
+              <w:spacing w:line="480" w:lineRule="auto"/>
+              <w:rPr>
+                <w:sz w:val="24"/>
+                <w:szCs w:val="24"/>
+              </w:rPr>
+            </w:pPr>
+          </w:p>
+          <w:p>
+            <w:pPr>
+              <w:spacing w:line="480" w:lineRule="auto"/>
+              <w:rPr>
+                <w:sz w:val="24"/>
+                <w:szCs w:val="24"/>
+              </w:rPr>
+            </w:pPr>
+            <w:r>
+              <w:rPr>
+                <w:b/>
+                <w:bCs/>
+                <w:sz w:val="24"/>
+                <w:szCs w:val="24"/>
+              </w:rPr>
               <w:t>Learning Outcomes:</w:t>
-              <w:br/>
-              <w:t>• Submit a data collection plan with question, method, expected data types, and privacy rule.</w:t>
-              <w:br/>
-              <w:t>• Submit cleaned data, chart/pattern evidence, and a short conclusion with limitation.</w:t>
-              <w:br/>
-              <w:t>• Create a data product prototype or model plan supported by organized evidence.</w:t>
+            </w:r>
+            <w:r>
+              <w:rPr>
+                <w:sz w:val="24"/>
+                <w:szCs w:val="24"/>
+              </w:rPr>
+              <w:br/>
+              <w:t>Submit a data collection plan with question, method, expected data types, and privacy rule.</w:t>
+            </w:r>
+            <w:r>
+              <w:rPr>
+                <w:sz w:val="24"/>
+                <w:szCs w:val="24"/>
+              </w:rPr>
+              <w:br/>
+              <w:t>Submit cleaned data, chart/pattern evidence, and a short conclusion with limitation.</w:t>
+            </w:r>
+            <w:r>
+              <w:rPr>
+                <w:sz w:val="24"/>
+                <w:szCs w:val="24"/>
+              </w:rPr>
+              <w:br/>
+              <w:t>Create a data product prototype or model plan supported by organized evidence.</w:t>
             </w:r>
           </w:p>
         </w:tc>
@@ -376,7 +507,7 @@
           </w:tcPr>
           <w:p>
             <w:pPr>
-              <w:spacing w:line="360" w:lineRule="auto"/>
+              <w:spacing w:line="480" w:lineRule="auto"/>
               <w:rPr>
                 <w:b/>
                 <w:bCs/>
@@ -409,7 +540,7 @@
           </w:tcPr>
           <w:p>
             <w:pPr>
-              <w:spacing w:line="360" w:lineRule="auto"/>
+              <w:spacing w:line="480" w:lineRule="auto"/>
               <w:rPr>
                 <w:b/>
                 <w:bCs/>
@@ -442,7 +573,7 @@
           </w:tcPr>
           <w:p>
             <w:pPr>
-              <w:spacing w:line="360" w:lineRule="auto"/>
+              <w:spacing w:line="480" w:lineRule="auto"/>
               <w:rPr>
                 <w:sz w:val="24"/>
                 <w:szCs w:val="24"/>
@@ -455,110 +586,46 @@
                 <w:sz w:val="24"/>
                 <w:szCs w:val="24"/>
               </w:rPr>
-              <w:t>Topic: Data collection plan</w:t>
-              <w:br/>
-              <w:br/>
-              <w:t>Pre-activities</w:t>
-              <w:br/>
-              <w:t>Review Week 5 practice vocabulary (part 1).</w:t>
-              <w:br/>
-              <w:t>data question: A question that can be answered with data</w:t>
-              <w:br/>
-              <w:t>measurable: Able to be counted or measured</w:t>
-              <w:br/>
-              <w:t>survey: Questions used to collect answers</w:t>
-              <w:br/>
-              <w:t>Compare a vague question and a measurable question, such as Do students like lunch? versus How many students choose each lunch option?</w:t>
-              <w:br/>
-              <w:br/>
-              <w:t>While activities</w:t>
-              <w:br/>
-              <w:t>Practice drafting a data collection plan with a question, 5 survey or measurement items, expected data types, collection method, and privacy rule before the graded plan. Use a model question such as How many minutes do students read each day?</w:t>
-              <w:br/>
-              <w:br/>
-              <w:t>Post activities</w:t>
-              <w:br/>
-              <w:t>Exchange practice plans and underline one item that needs clearer wording.</w:t>
-            </w:r>
-            <w:r>
-              <w:rPr>
-                <w:sz w:val="24"/>
-                <w:szCs w:val="24"/>
-              </w:rPr>
-            </w:r>
-            <w:r>
-              <w:rPr>
-                <w:sz w:val="24"/>
-                <w:szCs w:val="24"/>
-              </w:rPr>
-            </w:r>
-            <w:r>
-              <w:rPr>
-                <w:sz w:val="24"/>
-                <w:szCs w:val="24"/>
-              </w:rPr>
-            </w:r>
-            <w:r>
-              <w:rPr>
-                <w:sz w:val="24"/>
-                <w:szCs w:val="24"/>
-              </w:rPr>
-            </w:r>
-            <w:r>
-              <w:rPr>
-                <w:sz w:val="24"/>
-                <w:szCs w:val="24"/>
-              </w:rPr>
-            </w:r>
-            <w:r>
-              <w:rPr>
+              <w:t xml:space="preserve">Topic: </w:t>
+            </w:r>
+            <w:r>
+              <w:rPr>
+                <w:sz w:val="24"/>
+                <w:szCs w:val="24"/>
+              </w:rPr>
+              <w:t>Data collection plan</w:t>
+            </w:r>
+            <w:r>
+              <w:rPr>
+                <w:sz w:val="24"/>
+                <w:szCs w:val="24"/>
+              </w:rPr>
+              <w:br/>
+            </w:r>
+            <w:r>
+              <w:rPr>
+                <w:sz w:val="24"/>
+                <w:szCs w:val="24"/>
                 <w:b/>
                 <w:bCs/>
-                <w:sz w:val="24"/>
-                <w:szCs w:val="24"/>
-              </w:rPr>
-            </w:r>
-            <w:r>
-              <w:rPr>
-                <w:sz w:val="24"/>
-                <w:szCs w:val="24"/>
-              </w:rPr>
-            </w:r>
-            <w:r>
-              <w:rPr>
-                <w:sz w:val="24"/>
-                <w:szCs w:val="24"/>
-              </w:rPr>
-            </w:r>
-            <w:r>
-              <w:rPr>
-                <w:sz w:val="24"/>
-                <w:szCs w:val="24"/>
-              </w:rPr>
-            </w:r>
-            <w:r>
-              <w:rPr>
-                <w:sz w:val="24"/>
-                <w:szCs w:val="24"/>
-              </w:rPr>
-            </w:r>
-            <w:r>
-              <w:rPr>
-                <w:sz w:val="24"/>
-                <w:szCs w:val="24"/>
-              </w:rPr>
-            </w:r>
-            <w:r>
-              <w:rPr>
-                <w:sz w:val="24"/>
-                <w:szCs w:val="24"/>
-              </w:rPr>
-            </w:r>
-            <w:r>
-              <w:rPr>
-                <w:sz w:val="24"/>
-                <w:szCs w:val="24"/>
-              </w:rPr>
+              </w:rPr>
+              <w:t>Class Objective:</w:t>
+            </w:r>
+            <w:r>
+              <w:rPr>
+                <w:sz w:val="24"/>
+                <w:szCs w:val="24"/>
+              </w:rPr>
+              <w:br/>
+              <w:t>Practice drafting a data collection plan with a question, 5 survey or measurement items, expected data types, collection method, and privacy rule before the graded plan.</w:t>
+            </w:r>
+            <w:r>
+              <w:rPr>
+                <w:sz w:val="24"/>
+                <w:szCs w:val="24"/>
+              </w:rPr>
+              <w:br/>
+              <w:br/>
             </w:r>
             <w:r>
               <w:rPr>
@@ -567,24 +634,8 @@
                 <w:sz w:val="24"/>
                 <w:szCs w:val="24"/>
               </w:rPr>
-            </w:r>
-            <w:r>
-              <w:rPr>
-                <w:sz w:val="24"/>
-                <w:szCs w:val="24"/>
-              </w:rPr>
-            </w:r>
-            <w:r>
-              <w:rPr>
-                <w:sz w:val="24"/>
-                <w:szCs w:val="24"/>
-              </w:rPr>
-            </w:r>
-            <w:r>
-              <w:rPr>
-                <w:sz w:val="24"/>
-                <w:szCs w:val="24"/>
-              </w:rPr>
+              <w:br/>
+              <w:t>Pre-activities</w:t>
             </w:r>
             <w:r>
               <w:rPr>
@@ -593,12 +644,125 @@
                 <w:sz w:val="24"/>
                 <w:szCs w:val="24"/>
               </w:rPr>
-            </w:r>
-            <w:r>
-              <w:rPr>
-                <w:sz w:val="24"/>
-                <w:szCs w:val="24"/>
-              </w:rPr>
+              <w:br/>
+            </w:r>
+            <w:r>
+              <w:rPr>
+                <w:sz w:val="24"/>
+                <w:szCs w:val="24"/>
+              </w:rPr>
+              <w:t>Review Week 5 practice vocabulary (part 1).</w:t>
+            </w:r>
+            <w:r>
+              <w:rPr>
+                <w:sz w:val="24"/>
+                <w:szCs w:val="24"/>
+              </w:rPr>
+              <w:br/>
+              <w:t>data question: A question that can be answered with data</w:t>
+            </w:r>
+            <w:r>
+              <w:rPr>
+                <w:sz w:val="24"/>
+                <w:szCs w:val="24"/>
+              </w:rPr>
+              <w:br/>
+              <w:t>measurable: Able to be counted or measured</w:t>
+            </w:r>
+            <w:r>
+              <w:rPr>
+                <w:sz w:val="24"/>
+                <w:szCs w:val="24"/>
+              </w:rPr>
+              <w:br/>
+              <w:t>survey: Questions used to collect answers</w:t>
+            </w:r>
+            <w:r>
+              <w:rPr>
+                <w:sz w:val="24"/>
+                <w:szCs w:val="24"/>
+              </w:rPr>
+              <w:br/>
+              <w:t>Compare a vague question and a measurable question, such as Do students like lunch? versus How many students choose each lunch option?</w:t>
+            </w:r>
+            <w:r>
+              <w:rPr>
+                <w:b/>
+                <w:bCs/>
+                <w:sz w:val="24"/>
+                <w:szCs w:val="24"/>
+              </w:rPr>
+              <w:br/>
+            </w:r>
+            <w:r>
+              <w:rPr>
+                <w:b/>
+                <w:bCs/>
+                <w:sz w:val="24"/>
+                <w:szCs w:val="24"/>
+              </w:rPr>
+              <w:br/>
+              <w:t>While activities</w:t>
+            </w:r>
+            <w:r>
+              <w:rPr>
+                <w:b/>
+                <w:bCs/>
+                <w:sz w:val="24"/>
+                <w:szCs w:val="24"/>
+              </w:rPr>
+              <w:br/>
+            </w:r>
+            <w:r>
+              <w:rPr>
+                <w:sz w:val="24"/>
+                <w:szCs w:val="24"/>
+              </w:rPr>
+              <w:t>Practice drafting a data collection plan with a question, 5 survey or measurement items, expected data types, collection method, and privacy rule before the graded plan. Use a model question such as How many minutes do students read each day?</w:t>
+            </w:r>
+            <w:r>
+              <w:rPr>
+                <w:b/>
+                <w:bCs/>
+                <w:sz w:val="24"/>
+                <w:szCs w:val="24"/>
+              </w:rPr>
+              <w:br/>
+            </w:r>
+            <w:r>
+              <w:rPr>
+                <w:b/>
+                <w:bCs/>
+                <w:sz w:val="24"/>
+                <w:szCs w:val="24"/>
+              </w:rPr>
+              <w:br/>
+            </w:r>
+            <w:r>
+              <w:rPr>
+                <w:b/>
+                <w:bCs/>
+                <w:sz w:val="24"/>
+                <w:szCs w:val="24"/>
+              </w:rPr>
+              <w:lastRenderedPageBreak/>
+              <w:t>Post activities</w:t>
+            </w:r>
+            <w:r>
+              <w:rPr>
+                <w:b/>
+                <w:bCs/>
+                <w:sz w:val="24"/>
+                <w:szCs w:val="24"/>
+              </w:rPr>
+              <w:br/>
+            </w:r>
+            <w:r>
+              <w:rPr>
+                <w:sz w:val="24"/>
+                <w:szCs w:val="24"/>
+              </w:rPr>
+              <w:t>Exchange practice plans and underline one item that needs clearer wording.</w:t>
             </w:r>
           </w:p>
         </w:tc>
@@ -614,7 +778,7 @@
           </w:tcPr>
           <w:p>
             <w:pPr>
-              <w:spacing w:line="360" w:lineRule="auto"/>
+              <w:spacing w:line="480" w:lineRule="auto"/>
               <w:rPr>
                 <w:sz w:val="24"/>
                 <w:szCs w:val="24"/>
@@ -627,6 +791,7 @@
                 <w:sz w:val="24"/>
                 <w:szCs w:val="24"/>
               </w:rPr>
+              <w:lastRenderedPageBreak/>
               <w:t>Topic</w:t>
             </w:r>
             <w:r>
@@ -662,6 +827,31 @@
                 <w:sz w:val="24"/>
                 <w:szCs w:val="24"/>
               </w:rPr>
+              <w:br/>
+            </w:r>
+            <w:r>
+              <w:rPr>
+                <w:sz w:val="24"/>
+                <w:szCs w:val="24"/>
+                <w:b/>
+                <w:bCs/>
+              </w:rPr>
+              <w:t>Class Objective:</w:t>
+            </w:r>
+            <w:r>
+              <w:rPr>
+                <w:sz w:val="24"/>
+                <w:szCs w:val="24"/>
+              </w:rPr>
+              <w:br/>
+              <w:t>Create a data collection plan with 1 question, 5 survey or measurement items, expected data type for each item, collection method, and one privacy rule.</w:t>
+            </w:r>
+            <w:r>
+              <w:rPr>
+                <w:sz w:val="24"/>
+                <w:szCs w:val="24"/>
+              </w:rPr>
+              <w:br/>
               <w:br/>
             </w:r>
             <w:r>
@@ -708,7 +898,7 @@
           </w:p>
           <w:p>
             <w:pPr>
-              <w:spacing w:line="360" w:lineRule="auto"/>
+              <w:spacing w:line="480" w:lineRule="auto"/>
               <w:rPr>
                 <w:sz w:val="24"/>
                 <w:szCs w:val="24"/>
@@ -721,28 +911,20 @@
               </w:rPr>
               <w:br/>
               <w:t>Review your approved data question and decide who or what will be measured, how many responses are needed, and what information must stay private.</w:t>
-              <w:br/>
-              <w:br/>
-              <w:t>While activities</w:t>
-              <w:br/>
-              <w:t>Complete Daily Grade #3: Create a data collection plan with 1 question, 5 survey or measurement items, expected data type for each item, collection method, and one privacy rule. Then collect or enter a small dataset and organize it into a table with clear headings, units, and categories.</w:t>
-              <w:br/>
-              <w:br/>
-              <w:t>Post activities</w:t>
-              <w:br/>
-              <w:t>Submit the plan and table. List two data quality issues you checked.</w:t>
-            </w:r>
-            <w:r>
-              <w:rPr>
-                <w:sz w:val="24"/>
-                <w:szCs w:val="24"/>
-              </w:rPr>
-            </w:r>
-            <w:r>
-              <w:rPr>
-                <w:sz w:val="24"/>
-                <w:szCs w:val="24"/>
-              </w:rPr>
+            </w:r>
+            <w:r>
+              <w:rPr>
+                <w:sz w:val="24"/>
+                <w:szCs w:val="24"/>
+              </w:rPr>
+              <w:br/>
+            </w:r>
+            <w:r>
+              <w:rPr>
+                <w:sz w:val="24"/>
+                <w:szCs w:val="24"/>
+              </w:rPr>
+              <w:br/>
             </w:r>
             <w:r>
               <w:rPr>
@@ -751,12 +933,14 @@
                 <w:sz w:val="24"/>
                 <w:szCs w:val="24"/>
               </w:rPr>
-            </w:r>
-            <w:r>
-              <w:rPr>
-                <w:sz w:val="24"/>
-                <w:szCs w:val="24"/>
-              </w:rPr>
+              <w:t>While activities</w:t>
+            </w:r>
+            <w:r>
+              <w:rPr>
+                <w:sz w:val="24"/>
+                <w:szCs w:val="24"/>
+              </w:rPr>
+              <w:br/>
             </w:r>
             <w:r>
               <w:rPr>
@@ -764,32 +948,39 @@
                 <w:szCs w:val="24"/>
                 <w:highlight w:val="yellow"/>
               </w:rPr>
-            </w:r>
-            <w:r>
-              <w:rPr>
-                <w:sz w:val="24"/>
-                <w:szCs w:val="24"/>
-              </w:rPr>
-            </w:r>
-            <w:r>
-              <w:rPr>
-                <w:sz w:val="24"/>
-                <w:szCs w:val="24"/>
-              </w:rPr>
-            </w:r>
-            <w:r>
-              <w:rPr>
-                <w:b/>
-                <w:bCs/>
-                <w:sz w:val="24"/>
-                <w:szCs w:val="24"/>
-              </w:rPr>
-            </w:r>
-            <w:r>
-              <w:rPr>
-                <w:sz w:val="24"/>
-                <w:szCs w:val="24"/>
-              </w:rPr>
+              <w:t xml:space="preserve">Complete Daily Grade #3: Create a data collection plan with 1 question, 5 survey or measurement items, expected data type for each item, collection method, and one privacy rule. Then collect or enter a small dataset and organize it into a table with clear headings, </w:t>
+            </w:r>
+            <w:r>
+              <w:rPr>
+                <w:sz w:val="24"/>
+                <w:szCs w:val="24"/>
+                <w:highlight w:val="yellow"/>
+              </w:rPr>
+              <w:lastRenderedPageBreak/>
+              <w:t>units, and categories.</w:t>
+            </w:r>
+            <w:r>
+              <w:rPr>
+                <w:sz w:val="24"/>
+                <w:szCs w:val="24"/>
+              </w:rPr>
+              <w:br/>
+            </w:r>
+            <w:r>
+              <w:rPr>
+                <w:sz w:val="24"/>
+                <w:szCs w:val="24"/>
+              </w:rPr>
+              <w:br/>
+              <w:t>Post activities</w:t>
+            </w:r>
+            <w:r>
+              <w:rPr>
+                <w:sz w:val="24"/>
+                <w:szCs w:val="24"/>
+              </w:rPr>
+              <w:br/>
+              <w:t>Submit the plan and table. List two data quality issues you checked.</w:t>
             </w:r>
           </w:p>
         </w:tc>
@@ -806,19 +997,22 @@
             </w:tcBorders>
           </w:tcPr>
           <w:p>
-            <w:pPr>
-              <w:spacing w:line="360" w:lineRule="auto"/>
-              <w:rPr>
-                <w:sz w:val="24"/>
-                <w:szCs w:val="24"/>
-              </w:rPr>
-            </w:pPr>
-            <w:r>
-              <w:rPr>
-                <w:sz w:val="24"/>
-                <w:szCs w:val="24"/>
-              </w:rPr>
-              <w:t>Resources: Pen, pencil, technology notebook, student's email and password, Google Classroom, Python environment, Tinkercad access, dataset or survey data, chart tool, checklist or worksheet, projector.</w:t>
+            <w:r>
+              <w:rPr>
+                <w:b/>
+                <w:bCs/>
+                <w:sz w:val="24"/>
+                <w:szCs w:val="24"/>
+              </w:rPr>
+              <w:lastRenderedPageBreak/>
+              <w:t>Resources</w:t>
+            </w:r>
+            <w:r>
+              <w:rPr>
+                <w:sz w:val="24"/>
+                <w:szCs w:val="24"/>
+              </w:rPr>
+              <w:t>: Pen, pencil, technology notebook, computer, student's email and password.</w:t>
             </w:r>
           </w:p>
         </w:tc>
@@ -833,19 +1027,21 @@
             </w:tcBorders>
           </w:tcPr>
           <w:p>
-            <w:pPr>
-              <w:spacing w:line="360" w:lineRule="auto"/>
-              <w:rPr>
-                <w:sz w:val="24"/>
-                <w:szCs w:val="24"/>
-              </w:rPr>
-            </w:pPr>
-            <w:r>
-              <w:rPr>
-                <w:sz w:val="24"/>
-                <w:szCs w:val="24"/>
-              </w:rPr>
-              <w:t>Resources: Pen, pencil, technology notebook, student's email and password, Google Classroom, Python environment, Tinkercad access, dataset or survey data, chart tool, checklist or worksheet, projector.</w:t>
+            <w:r>
+              <w:rPr>
+                <w:b/>
+                <w:bCs/>
+                <w:sz w:val="24"/>
+                <w:szCs w:val="24"/>
+              </w:rPr>
+              <w:t>Resources</w:t>
+            </w:r>
+            <w:r>
+              <w:rPr>
+                <w:sz w:val="24"/>
+                <w:szCs w:val="24"/>
+              </w:rPr>
+              <w:t>: Pen, pencil, technology notebook, computer, student's email and password.</w:t>
             </w:r>
           </w:p>
         </w:tc>
@@ -864,7 +1060,7 @@
           </w:tcPr>
           <w:p>
             <w:pPr>
-              <w:spacing w:line="360" w:lineRule="auto"/>
+              <w:spacing w:line="480" w:lineRule="auto"/>
               <w:rPr>
                 <w:b/>
                 <w:bCs/>
@@ -879,7 +1075,6 @@
                 <w:sz w:val="24"/>
                 <w:szCs w:val="24"/>
               </w:rPr>
-              <w:lastRenderedPageBreak/>
               <w:t>9A, 9B day – 45min – July - Week 6</w:t>
             </w:r>
           </w:p>
@@ -897,7 +1092,7 @@
           </w:tcPr>
           <w:p>
             <w:pPr>
-              <w:spacing w:line="360" w:lineRule="auto"/>
+              <w:spacing w:line="480" w:lineRule="auto"/>
               <w:rPr>
                 <w:b/>
                 <w:bCs/>
@@ -930,7 +1125,7 @@
           </w:tcPr>
           <w:p>
             <w:pPr>
-              <w:spacing w:line="360" w:lineRule="auto"/>
+              <w:spacing w:line="480" w:lineRule="auto"/>
               <w:rPr>
                 <w:sz w:val="24"/>
                 <w:szCs w:val="24"/>
@@ -943,118 +1138,46 @@
                 <w:sz w:val="24"/>
                 <w:szCs w:val="24"/>
               </w:rPr>
-              <w:t>Topic: Data cleaning habits</w:t>
-              <w:br/>
-              <w:br/>
-              <w:t>Pre-activities</w:t>
-              <w:br/>
-              <w:t>Review Week 6 practice vocabulary (part 1).</w:t>
-              <w:br/>
-              <w:t>data cleaning: Fixing or removing unclear data</w:t>
-              <w:br/>
-              <w:t>messy data: Data with mistakes or unclear values</w:t>
-              <w:br/>
-              <w:t>change log: A record of changes made</w:t>
-              <w:br/>
-              <w:t>Tinkercad: An online tool for making simple 3D models</w:t>
-              <w:br/>
-              <w:t>Identify errors in a messy sample table, such as blank cells, repeated answers, impossible numbers, spelling differences, or missing units.</w:t>
-              <w:br/>
-              <w:br/>
-              <w:t>While activities</w:t>
-              <w:br/>
-              <w:t>Practice cleaning the assigned dataset by fixing blank cells, repeated answers, impossible numbers, spelling differences, or missing units. Record changed values while discussing responsibility, respectful communication, shared work, data care, and persistence before the graded checklist.</w:t>
-              <w:br/>
-              <w:br/>
-              <w:t>Post activities</w:t>
-              <w:br/>
-              <w:t>Explain why one cleaned value matters for fair analysis.</w:t>
-            </w:r>
-            <w:r>
-              <w:rPr>
-                <w:sz w:val="24"/>
-                <w:szCs w:val="24"/>
-              </w:rPr>
-            </w:r>
-            <w:r>
-              <w:rPr>
-                <w:sz w:val="24"/>
-                <w:szCs w:val="24"/>
-              </w:rPr>
-            </w:r>
-            <w:r>
-              <w:rPr>
-                <w:sz w:val="24"/>
-                <w:szCs w:val="24"/>
-              </w:rPr>
-            </w:r>
-            <w:r>
-              <w:rPr>
-                <w:sz w:val="24"/>
-                <w:szCs w:val="24"/>
-              </w:rPr>
-            </w:r>
-            <w:r>
-              <w:rPr>
-                <w:sz w:val="24"/>
-                <w:szCs w:val="24"/>
-              </w:rPr>
-            </w:r>
-            <w:r>
-              <w:rPr>
+              <w:t xml:space="preserve">Topic: </w:t>
+            </w:r>
+            <w:r>
+              <w:rPr>
+                <w:sz w:val="24"/>
+                <w:szCs w:val="24"/>
+              </w:rPr>
+              <w:t>Data cleaning habits</w:t>
+            </w:r>
+            <w:r>
+              <w:rPr>
+                <w:sz w:val="24"/>
+                <w:szCs w:val="24"/>
+              </w:rPr>
+              <w:br/>
+            </w:r>
+            <w:r>
+              <w:rPr>
+                <w:sz w:val="24"/>
+                <w:szCs w:val="24"/>
                 <w:b/>
                 <w:bCs/>
-                <w:sz w:val="24"/>
-                <w:szCs w:val="24"/>
-              </w:rPr>
-            </w:r>
-            <w:r>
-              <w:rPr>
-                <w:sz w:val="24"/>
-                <w:szCs w:val="24"/>
-              </w:rPr>
-            </w:r>
-            <w:r>
-              <w:rPr>
-                <w:sz w:val="24"/>
-                <w:szCs w:val="24"/>
-              </w:rPr>
-            </w:r>
-            <w:r>
-              <w:rPr>
-                <w:sz w:val="24"/>
-                <w:szCs w:val="24"/>
-              </w:rPr>
-            </w:r>
-            <w:r>
-              <w:rPr>
-                <w:sz w:val="24"/>
-                <w:szCs w:val="24"/>
-              </w:rPr>
-            </w:r>
-            <w:r>
-              <w:rPr>
-                <w:sz w:val="24"/>
-                <w:szCs w:val="24"/>
-              </w:rPr>
-            </w:r>
-            <w:r>
-              <w:rPr>
-                <w:sz w:val="24"/>
-                <w:szCs w:val="24"/>
-              </w:rPr>
-            </w:r>
-            <w:r>
-              <w:rPr>
-                <w:sz w:val="24"/>
-                <w:szCs w:val="24"/>
-              </w:rPr>
-            </w:r>
-            <w:r>
-              <w:rPr>
-                <w:sz w:val="24"/>
-                <w:szCs w:val="24"/>
-              </w:rPr>
+              </w:rPr>
+              <w:t>Class Objective:</w:t>
+            </w:r>
+            <w:r>
+              <w:rPr>
+                <w:sz w:val="24"/>
+                <w:szCs w:val="24"/>
+              </w:rPr>
+              <w:br/>
+              <w:t>Practice cleaning the assigned dataset by fixing blank cells, repeated answers, impossible numbers, spelling differences, or missing units.</w:t>
+            </w:r>
+            <w:r>
+              <w:rPr>
+                <w:sz w:val="24"/>
+                <w:szCs w:val="24"/>
+              </w:rPr>
+              <w:br/>
+              <w:br/>
             </w:r>
             <w:r>
               <w:rPr>
@@ -1063,24 +1186,8 @@
                 <w:sz w:val="24"/>
                 <w:szCs w:val="24"/>
               </w:rPr>
-            </w:r>
-            <w:r>
-              <w:rPr>
-                <w:sz w:val="24"/>
-                <w:szCs w:val="24"/>
-              </w:rPr>
-            </w:r>
-            <w:r>
-              <w:rPr>
-                <w:sz w:val="24"/>
-                <w:szCs w:val="24"/>
-              </w:rPr>
-            </w:r>
-            <w:r>
-              <w:rPr>
-                <w:sz w:val="24"/>
-                <w:szCs w:val="24"/>
-              </w:rPr>
+              <w:br/>
+              <w:t>Pre-activities</w:t>
             </w:r>
             <w:r>
               <w:rPr>
@@ -1089,12 +1196,125 @@
                 <w:sz w:val="24"/>
                 <w:szCs w:val="24"/>
               </w:rPr>
-            </w:r>
-            <w:r>
-              <w:rPr>
-                <w:sz w:val="24"/>
-                <w:szCs w:val="24"/>
-              </w:rPr>
+              <w:br/>
+            </w:r>
+            <w:r>
+              <w:rPr>
+                <w:sz w:val="24"/>
+                <w:szCs w:val="24"/>
+              </w:rPr>
+              <w:t>Review Week 6 practice vocabulary (part 1).</w:t>
+            </w:r>
+            <w:r>
+              <w:rPr>
+                <w:sz w:val="24"/>
+                <w:szCs w:val="24"/>
+              </w:rPr>
+              <w:br/>
+              <w:t>data cleaning: Fixing or removing unclear data</w:t>
+            </w:r>
+            <w:r>
+              <w:rPr>
+                <w:sz w:val="24"/>
+                <w:szCs w:val="24"/>
+              </w:rPr>
+              <w:br/>
+              <w:t>messy data: Data with mistakes or unclear values</w:t>
+            </w:r>
+            <w:r>
+              <w:rPr>
+                <w:sz w:val="24"/>
+                <w:szCs w:val="24"/>
+              </w:rPr>
+              <w:br/>
+              <w:t>change log: A record of changes made</w:t>
+            </w:r>
+            <w:r>
+              <w:rPr>
+                <w:sz w:val="24"/>
+                <w:szCs w:val="24"/>
+              </w:rPr>
+              <w:br/>
+              <w:t>Tinkercad: An online tool for making simple 3D models</w:t>
+            </w:r>
+            <w:r>
+              <w:rPr>
+                <w:sz w:val="24"/>
+                <w:szCs w:val="24"/>
+              </w:rPr>
+              <w:br/>
+              <w:t>Identify errors in a messy sample table, such as blank cells, repeated answers, impossible numbers, spelling differences, or missing units.</w:t>
+            </w:r>
+            <w:r>
+              <w:rPr>
+                <w:b/>
+                <w:bCs/>
+                <w:sz w:val="24"/>
+                <w:szCs w:val="24"/>
+              </w:rPr>
+              <w:br/>
+            </w:r>
+            <w:r>
+              <w:rPr>
+                <w:b/>
+                <w:bCs/>
+                <w:sz w:val="24"/>
+                <w:szCs w:val="24"/>
+              </w:rPr>
+              <w:br/>
+              <w:t>While activities</w:t>
+            </w:r>
+            <w:r>
+              <w:rPr>
+                <w:b/>
+                <w:bCs/>
+                <w:sz w:val="24"/>
+                <w:szCs w:val="24"/>
+              </w:rPr>
+              <w:br/>
+            </w:r>
+            <w:r>
+              <w:rPr>
+                <w:sz w:val="24"/>
+                <w:szCs w:val="24"/>
+              </w:rPr>
+              <w:lastRenderedPageBreak/>
+              <w:t>Practice cleaning the assigned dataset by fixing blank cells, repeated answers, impossible numbers, spelling differences, or missing units. Record changed values while discussing responsibility, respectful communication, shared work, data care, and persistence before the graded checklist.</w:t>
+            </w:r>
+            <w:r>
+              <w:rPr>
+                <w:b/>
+                <w:bCs/>
+                <w:sz w:val="24"/>
+                <w:szCs w:val="24"/>
+              </w:rPr>
+              <w:br/>
+            </w:r>
+            <w:r>
+              <w:rPr>
+                <w:b/>
+                <w:bCs/>
+                <w:sz w:val="24"/>
+                <w:szCs w:val="24"/>
+              </w:rPr>
+              <w:br/>
+              <w:t>Post activities</w:t>
+            </w:r>
+            <w:r>
+              <w:rPr>
+                <w:b/>
+                <w:bCs/>
+                <w:sz w:val="24"/>
+                <w:szCs w:val="24"/>
+              </w:rPr>
+              <w:br/>
+            </w:r>
+            <w:r>
+              <w:rPr>
+                <w:sz w:val="24"/>
+                <w:szCs w:val="24"/>
+              </w:rPr>
+              <w:t>Explain why one cleaned value matters for fair analysis.</w:t>
             </w:r>
           </w:p>
         </w:tc>
@@ -1110,7 +1330,7 @@
           </w:tcPr>
           <w:p>
             <w:pPr>
-              <w:spacing w:line="360" w:lineRule="auto"/>
+              <w:spacing w:line="480" w:lineRule="auto"/>
               <w:rPr>
                 <w:sz w:val="24"/>
                 <w:szCs w:val="24"/>
@@ -1123,6 +1343,7 @@
                 <w:sz w:val="24"/>
                 <w:szCs w:val="24"/>
               </w:rPr>
+              <w:lastRenderedPageBreak/>
               <w:t>Topic</w:t>
             </w:r>
             <w:r>
@@ -1164,81 +1385,27 @@
             </w:r>
             <w:r>
               <w:rPr>
+                <w:sz w:val="24"/>
+                <w:szCs w:val="24"/>
                 <w:b/>
                 <w:bCs/>
-                <w:sz w:val="24"/>
-                <w:szCs w:val="24"/>
-              </w:rPr>
-              <w:t>Pre-activities</w:t>
-            </w:r>
-            <w:r>
-              <w:rPr>
-                <w:sz w:val="24"/>
-                <w:szCs w:val="24"/>
-              </w:rPr>
-              <w:br/>
-              <w:t>Review Week 6 practice vocabulary (part 2).</w:t>
-            </w:r>
-            <w:r>
-              <w:rPr>
-                <w:sz w:val="24"/>
-                <w:szCs w:val="24"/>
-              </w:rPr>
-              <w:br/>
-              <w:t>model: A simple version or representation of something</w:t>
-            </w:r>
-            <w:r>
-              <w:rPr>
-                <w:sz w:val="24"/>
-                <w:szCs w:val="24"/>
-              </w:rPr>
-              <w:br/>
-              <w:t>shape: A basic form such as a circle, box, or triangle</w:t>
-            </w:r>
-            <w:r>
-              <w:rPr>
-                <w:sz w:val="24"/>
-                <w:szCs w:val="24"/>
-              </w:rPr>
-              <w:br/>
-              <w:t>label: A name or short description</w:t>
-            </w:r>
-            <w:r>
-              <w:rPr>
-                <w:sz w:val="24"/>
-                <w:szCs w:val="24"/>
-              </w:rPr>
-              <w:br/>
-              <w:t xml:space="preserve">Open </w:t>
-            </w:r>
-            <w:proofErr w:type="spellStart"/>
-            <w:r>
-              <w:rPr>
-                <w:sz w:val="24"/>
-                <w:szCs w:val="24"/>
-              </w:rPr>
-              <w:t>Tinkercad</w:t>
-            </w:r>
-            <w:proofErr w:type="spellEnd"/>
-            <w:r>
-              <w:rPr>
-                <w:sz w:val="24"/>
-                <w:szCs w:val="24"/>
-              </w:rPr>
-              <w:t xml:space="preserve"> and identify move, rotate, scale, color, and group tools.</w:t>
-            </w:r>
-            <w:r>
-              <w:rPr>
-                <w:sz w:val="24"/>
-                <w:szCs w:val="24"/>
-              </w:rPr>
-              <w:br/>
-            </w:r>
-            <w:r>
-              <w:rPr>
-                <w:sz w:val="24"/>
-                <w:szCs w:val="24"/>
-              </w:rPr>
+              </w:rPr>
+              <w:t>Class Objective:</w:t>
+            </w:r>
+            <w:r>
+              <w:rPr>
+                <w:sz w:val="24"/>
+                <w:szCs w:val="24"/>
+              </w:rPr>
+              <w:br/>
+              <w:t>Complete the collaboration checklist about responsibility, respectful communication, shared work, data care, and persistence while cleaning the assigned dataset.</w:t>
+            </w:r>
+            <w:r>
+              <w:rPr>
+                <w:sz w:val="24"/>
+                <w:szCs w:val="24"/>
+              </w:rPr>
+              <w:br/>
               <w:br/>
             </w:r>
             <w:r>
@@ -1248,6 +1415,85 @@
                 <w:sz w:val="24"/>
                 <w:szCs w:val="24"/>
               </w:rPr>
+              <w:t>Pre-activities</w:t>
+            </w:r>
+            <w:r>
+              <w:rPr>
+                <w:sz w:val="24"/>
+                <w:szCs w:val="24"/>
+              </w:rPr>
+              <w:br/>
+              <w:t>Review Week 6 practice vocabulary (part 2).</w:t>
+            </w:r>
+            <w:r>
+              <w:rPr>
+                <w:sz w:val="24"/>
+                <w:szCs w:val="24"/>
+              </w:rPr>
+              <w:br/>
+              <w:t>model: A simple version or representation of something</w:t>
+            </w:r>
+            <w:r>
+              <w:rPr>
+                <w:sz w:val="24"/>
+                <w:szCs w:val="24"/>
+              </w:rPr>
+              <w:br/>
+              <w:t>shape: A basic form such as a circle, box, or triangle</w:t>
+            </w:r>
+            <w:r>
+              <w:rPr>
+                <w:sz w:val="24"/>
+                <w:szCs w:val="24"/>
+              </w:rPr>
+              <w:br/>
+              <w:t>label: A name or short description</w:t>
+            </w:r>
+            <w:r>
+              <w:rPr>
+                <w:sz w:val="24"/>
+                <w:szCs w:val="24"/>
+              </w:rPr>
+              <w:br/>
+              <w:t xml:space="preserve">Open </w:t>
+            </w:r>
+            <w:proofErr w:type="spellStart"/>
+            <w:r>
+              <w:rPr>
+                <w:sz w:val="24"/>
+                <w:szCs w:val="24"/>
+              </w:rPr>
+              <w:t>Tinkercad</w:t>
+            </w:r>
+            <w:proofErr w:type="spellEnd"/>
+            <w:r>
+              <w:rPr>
+                <w:sz w:val="24"/>
+                <w:szCs w:val="24"/>
+              </w:rPr>
+              <w:t xml:space="preserve"> and identify move, rotate, scale, color, and group tools.</w:t>
+            </w:r>
+            <w:r>
+              <w:rPr>
+                <w:sz w:val="24"/>
+                <w:szCs w:val="24"/>
+              </w:rPr>
+              <w:br/>
+            </w:r>
+            <w:r>
+              <w:rPr>
+                <w:sz w:val="24"/>
+                <w:szCs w:val="24"/>
+              </w:rPr>
+              <w:br/>
+            </w:r>
+            <w:r>
+              <w:rPr>
+                <w:b/>
+                <w:bCs/>
+                <w:sz w:val="24"/>
+                <w:szCs w:val="24"/>
+              </w:rPr>
               <w:t>While activities</w:t>
             </w:r>
             <w:r>
@@ -1263,7 +1509,16 @@
                 <w:szCs w:val="24"/>
                 <w:highlight w:val="yellow"/>
               </w:rPr>
-              <w:t>Complete Appreciation Grade #1: Complete the collaboration checklist about responsibility, respectful communication, shared work, data care, and persistence while cleaning the assigned dataset. Record at least 3 cleaned values in a change log. Then create a simple Tinkercad model that represents one category, object, or display idea from your data topic.</w:t>
+              <w:t xml:space="preserve">Complete Appreciation Grade #1: Complete the collaboration checklist about responsibility, respectful communication, shared work, data </w:t>
+            </w:r>
+            <w:r>
+              <w:rPr>
+                <w:sz w:val="24"/>
+                <w:szCs w:val="24"/>
+                <w:highlight w:val="yellow"/>
+              </w:rPr>
+              <w:lastRenderedPageBreak/>
+              <w:t>care, and persistence while cleaning the assigned dataset. Record at least 3 cleaned values in a change log. Then create a simple Tinkercad model that represents one category, object, or display idea from your data topic.</w:t>
             </w:r>
             <w:r>
               <w:rPr>
@@ -1314,13 +1569,6 @@
             </w:tcBorders>
           </w:tcPr>
           <w:p>
-            <w:pPr>
-              <w:spacing w:line="360" w:lineRule="auto"/>
-              <w:rPr>
-                <w:sz w:val="24"/>
-                <w:szCs w:val="24"/>
-              </w:rPr>
-            </w:pPr>
             <w:r>
               <w:rPr>
                 <w:b/>
@@ -1328,6 +1576,7 @@
                 <w:sz w:val="24"/>
                 <w:szCs w:val="24"/>
               </w:rPr>
+              <w:lastRenderedPageBreak/>
               <w:t>Resources</w:t>
             </w:r>
             <w:r>
@@ -1335,7 +1584,7 @@
                 <w:sz w:val="24"/>
                 <w:szCs w:val="24"/>
               </w:rPr>
-              <w:t>: Pen, pencil, technology notebook, student's email and password, Google Classroom, Python environment, Tinkercad access, dataset or survey data, chart tool, checklist or worksheet, projector.</w:t>
+              <w:t>: Pen, pencil, technology notebook, computer, student's email and password.</w:t>
             </w:r>
           </w:p>
         </w:tc>
@@ -1350,13 +1599,6 @@
             </w:tcBorders>
           </w:tcPr>
           <w:p>
-            <w:pPr>
-              <w:spacing w:line="360" w:lineRule="auto"/>
-              <w:rPr>
-                <w:sz w:val="24"/>
-                <w:szCs w:val="24"/>
-              </w:rPr>
-            </w:pPr>
             <w:r>
               <w:rPr>
                 <w:b/>
@@ -1371,7 +1613,7 @@
                 <w:sz w:val="24"/>
                 <w:szCs w:val="24"/>
               </w:rPr>
-              <w:t>: Pen, pencil, technology notebook, student's email and password, Google Classroom, Python environment, Tinkercad access, dataset or survey data, chart tool, checklist or worksheet, projector.</w:t>
+              <w:t>: Pen, pencil, technology notebook, computer, student's email and password.</w:t>
             </w:r>
           </w:p>
         </w:tc>
@@ -1390,7 +1632,7 @@
           </w:tcPr>
           <w:p>
             <w:pPr>
-              <w:spacing w:line="360" w:lineRule="auto"/>
+              <w:spacing w:line="480" w:lineRule="auto"/>
               <w:rPr>
                 <w:b/>
                 <w:bCs/>
@@ -1405,7 +1647,6 @@
                 <w:sz w:val="24"/>
                 <w:szCs w:val="24"/>
               </w:rPr>
-              <w:lastRenderedPageBreak/>
               <w:t>9A, 9B day – 45min – July - Week 7</w:t>
             </w:r>
           </w:p>
@@ -1423,7 +1664,7 @@
           </w:tcPr>
           <w:p>
             <w:pPr>
-              <w:spacing w:line="360" w:lineRule="auto"/>
+              <w:spacing w:line="480" w:lineRule="auto"/>
               <w:rPr>
                 <w:b/>
                 <w:bCs/>
@@ -1456,7 +1697,7 @@
           </w:tcPr>
           <w:p>
             <w:pPr>
-              <w:spacing w:line="360" w:lineRule="auto"/>
+              <w:spacing w:line="480" w:lineRule="auto"/>
               <w:rPr>
                 <w:sz w:val="24"/>
                 <w:szCs w:val="24"/>
@@ -1504,6 +1745,31 @@
                 <w:sz w:val="24"/>
                 <w:szCs w:val="24"/>
               </w:rPr>
+              <w:br/>
+            </w:r>
+            <w:r>
+              <w:rPr>
+                <w:sz w:val="24"/>
+                <w:szCs w:val="24"/>
+                <w:b/>
+                <w:bCs/>
+              </w:rPr>
+              <w:t>Class Objective:</w:t>
+            </w:r>
+            <w:r>
+              <w:rPr>
+                <w:sz w:val="24"/>
+                <w:szCs w:val="24"/>
+              </w:rPr>
+              <w:br/>
+              <w:t>Practice creating a chart and drafting interpretation sentences before the graded chart check.</w:t>
+            </w:r>
+            <w:r>
+              <w:rPr>
+                <w:sz w:val="24"/>
+                <w:szCs w:val="24"/>
+              </w:rPr>
+              <w:br/>
               <w:br/>
             </w:r>
             <w:r>
@@ -1558,7 +1824,7 @@
           </w:p>
           <w:p>
             <w:pPr>
-              <w:spacing w:line="360" w:lineRule="auto"/>
+              <w:spacing w:line="480" w:lineRule="auto"/>
               <w:rPr>
                 <w:sz w:val="24"/>
                 <w:szCs w:val="24"/>
@@ -1569,30 +1835,23 @@
                 <w:sz w:val="24"/>
                 <w:szCs w:val="24"/>
               </w:rPr>
+              <w:lastRenderedPageBreak/>
               <w:br/>
               <w:t>Match chart types with uses: bar, line, pie, scatter, table.</w:t>
-              <w:br/>
-              <w:br/>
-              <w:t>While activities</w:t>
-              <w:br/>
-              <w:t>Practice creating a chart and drafting interpretation sentences before the graded chart check. Write one sentence for pattern, comparison, outlier or limitation, and conclusion.</w:t>
-              <w:br/>
-              <w:br/>
-              <w:t>Post activities</w:t>
-              <w:br/>
-              <w:t>Highlight the strongest practice evidence sentence.</w:t>
-            </w:r>
-            <w:r>
-              <w:rPr>
-                <w:sz w:val="24"/>
-                <w:szCs w:val="24"/>
-              </w:rPr>
-            </w:r>
-            <w:r>
-              <w:rPr>
-                <w:sz w:val="24"/>
-                <w:szCs w:val="24"/>
-              </w:rPr>
+            </w:r>
+            <w:r>
+              <w:rPr>
+                <w:sz w:val="24"/>
+                <w:szCs w:val="24"/>
+              </w:rPr>
+              <w:br/>
+            </w:r>
+            <w:r>
+              <w:rPr>
+                <w:sz w:val="24"/>
+                <w:szCs w:val="24"/>
+              </w:rPr>
+              <w:br/>
             </w:r>
             <w:r>
               <w:rPr>
@@ -1601,24 +1860,29 @@
                 <w:sz w:val="24"/>
                 <w:szCs w:val="24"/>
               </w:rPr>
-            </w:r>
-            <w:r>
-              <w:rPr>
-                <w:sz w:val="24"/>
-                <w:szCs w:val="24"/>
-              </w:rPr>
-            </w:r>
-            <w:r>
-              <w:rPr>
-                <w:sz w:val="24"/>
-                <w:szCs w:val="24"/>
-              </w:rPr>
-            </w:r>
-            <w:r>
-              <w:rPr>
-                <w:sz w:val="24"/>
-                <w:szCs w:val="24"/>
-              </w:rPr>
+              <w:t>While activities</w:t>
+            </w:r>
+            <w:r>
+              <w:rPr>
+                <w:sz w:val="24"/>
+                <w:szCs w:val="24"/>
+              </w:rPr>
+              <w:br/>
+              <w:t>Practice creating a chart and drafting interpretation sentences before the graded chart check. Write one sentence for pattern, comparison, outlier or limitation, and conclusion.</w:t>
+            </w:r>
+            <w:r>
+              <w:rPr>
+                <w:sz w:val="24"/>
+                <w:szCs w:val="24"/>
+              </w:rPr>
+              <w:br/>
+            </w:r>
+            <w:r>
+              <w:rPr>
+                <w:sz w:val="24"/>
+                <w:szCs w:val="24"/>
+              </w:rPr>
+              <w:br/>
             </w:r>
             <w:r>
               <w:rPr>
@@ -1627,12 +1891,15 @@
                 <w:sz w:val="24"/>
                 <w:szCs w:val="24"/>
               </w:rPr>
-            </w:r>
-            <w:r>
-              <w:rPr>
-                <w:sz w:val="24"/>
-                <w:szCs w:val="24"/>
-              </w:rPr>
+              <w:t>Post activities</w:t>
+            </w:r>
+            <w:r>
+              <w:rPr>
+                <w:sz w:val="24"/>
+                <w:szCs w:val="24"/>
+              </w:rPr>
+              <w:br/>
+              <w:t>Highlight the strongest practice evidence sentence.</w:t>
             </w:r>
           </w:p>
         </w:tc>
@@ -1648,7 +1915,7 @@
           </w:tcPr>
           <w:p>
             <w:pPr>
-              <w:spacing w:line="360" w:lineRule="auto"/>
+              <w:spacing w:line="480" w:lineRule="auto"/>
               <w:rPr>
                 <w:sz w:val="24"/>
                 <w:szCs w:val="24"/>
@@ -1661,6 +1928,7 @@
                 <w:sz w:val="24"/>
                 <w:szCs w:val="24"/>
               </w:rPr>
+              <w:lastRenderedPageBreak/>
               <w:t>Topic</w:t>
             </w:r>
             <w:r>
@@ -1696,6 +1964,31 @@
                 <w:sz w:val="24"/>
                 <w:szCs w:val="24"/>
               </w:rPr>
+              <w:br/>
+            </w:r>
+            <w:r>
+              <w:rPr>
+                <w:sz w:val="24"/>
+                <w:szCs w:val="24"/>
+                <w:b/>
+                <w:bCs/>
+              </w:rPr>
+              <w:t>Class Objective:</w:t>
+            </w:r>
+            <w:r>
+              <w:rPr>
+                <w:sz w:val="24"/>
+                <w:szCs w:val="24"/>
+              </w:rPr>
+              <w:br/>
+              <w:t>Create one chart from a dataset and write 4 interpretation sentences: one pattern, one comparison, one outlier or limitation, and one conclusion.</w:t>
+            </w:r>
+            <w:r>
+              <w:rPr>
+                <w:sz w:val="24"/>
+                <w:szCs w:val="24"/>
+              </w:rPr>
+              <w:br/>
               <w:br/>
             </w:r>
             <w:r>
@@ -1750,7 +2043,7 @@
           </w:p>
           <w:p>
             <w:pPr>
-              <w:spacing w:line="360" w:lineRule="auto"/>
+              <w:spacing w:line="480" w:lineRule="auto"/>
               <w:rPr>
                 <w:sz w:val="24"/>
                 <w:szCs w:val="24"/>
@@ -1761,6 +2054,7 @@
                 <w:sz w:val="24"/>
                 <w:szCs w:val="24"/>
               </w:rPr>
+              <w:lastRenderedPageBreak/>
               <w:br/>
               <w:t>Sort sample points into normal pattern and possible outlier.</w:t>
             </w:r>
@@ -1848,13 +2142,6 @@
             </w:tcBorders>
           </w:tcPr>
           <w:p>
-            <w:pPr>
-              <w:spacing w:line="360" w:lineRule="auto"/>
-              <w:rPr>
-                <w:sz w:val="24"/>
-                <w:szCs w:val="24"/>
-              </w:rPr>
-            </w:pPr>
             <w:r>
               <w:rPr>
                 <w:b/>
@@ -1869,7 +2156,7 @@
                 <w:sz w:val="24"/>
                 <w:szCs w:val="24"/>
               </w:rPr>
-              <w:t>: Pen, pencil, technology notebook, student's email and password, Google Classroom, Python environment, Tinkercad access, dataset or survey data, chart tool, checklist or worksheet, projector.</w:t>
+              <w:t>: Pen, pencil, technology notebook, computer, student's email and password.</w:t>
             </w:r>
           </w:p>
         </w:tc>
@@ -1884,13 +2171,6 @@
             </w:tcBorders>
           </w:tcPr>
           <w:p>
-            <w:pPr>
-              <w:spacing w:line="360" w:lineRule="auto"/>
-              <w:rPr>
-                <w:sz w:val="24"/>
-                <w:szCs w:val="24"/>
-              </w:rPr>
-            </w:pPr>
             <w:r>
               <w:rPr>
                 <w:b/>
@@ -1905,7 +2185,7 @@
                 <w:sz w:val="24"/>
                 <w:szCs w:val="24"/>
               </w:rPr>
-              <w:t>: Pen, pencil, technology notebook, student's email and password, Google Classroom, Python environment, Tinkercad access, dataset or survey data, chart tool, checklist or worksheet, projector.</w:t>
+              <w:t>: Pen, pencil, technology notebook, computer, student's email and password.</w:t>
             </w:r>
           </w:p>
         </w:tc>
@@ -1924,7 +2204,7 @@
           </w:tcPr>
           <w:p>
             <w:pPr>
-              <w:spacing w:line="360" w:lineRule="auto"/>
+              <w:spacing w:line="480" w:lineRule="auto"/>
               <w:rPr>
                 <w:b/>
                 <w:bCs/>
@@ -1939,7 +2219,6 @@
                 <w:sz w:val="24"/>
                 <w:szCs w:val="24"/>
               </w:rPr>
-              <w:lastRenderedPageBreak/>
               <w:t>9A, 9B day – 45min – August - Week 8</w:t>
             </w:r>
           </w:p>
@@ -1957,7 +2236,7 @@
           </w:tcPr>
           <w:p>
             <w:pPr>
-              <w:spacing w:line="360" w:lineRule="auto"/>
+              <w:spacing w:line="480" w:lineRule="auto"/>
               <w:rPr>
                 <w:b/>
                 <w:bCs/>
@@ -1990,7 +2269,7 @@
           </w:tcPr>
           <w:p>
             <w:pPr>
-              <w:spacing w:line="360" w:lineRule="auto"/>
+              <w:spacing w:line="480" w:lineRule="auto"/>
               <w:rPr>
                 <w:sz w:val="24"/>
                 <w:szCs w:val="24"/>
@@ -2004,57 +2283,6 @@
                 <w:szCs w:val="24"/>
               </w:rPr>
               <w:t>Topic:</w:t>
-              <w:br/>
-              <w:t>Data conclusions</w:t>
-              <w:br/>
-              <w:br/>
-              <w:t>Pre-activities</w:t>
-              <w:br/>
-              <w:t>Review Week 8 practice vocabulary (part 1).</w:t>
-              <w:br/>
-              <w:t>inference: A careful idea based on evidence</w:t>
-              <w:br/>
-              <w:t>recommendation: Advice about what should be done</w:t>
-              <w:br/>
-              <w:t>dashboard: A display that summarizes important data</w:t>
-              <w:br/>
-              <w:t>infographic: A visual product that explains information</w:t>
-              <w:br/>
-              <w:t>Review the difference between observation, inference, and recommendation: what the chart shows, what it might mean, and what action someone should take.</w:t>
-              <w:br/>
-              <w:br/>
-              <w:t>While activities</w:t>
-              <w:br/>
-              <w:t>Practice drafting a one-page data report with title, question, chart, 3 evidence statements, 1 limitation, and 1 recommendation before the graded report draft.</w:t>
-              <w:br/>
-              <w:br/>
-              <w:t>Post activities</w:t>
-              <w:br/>
-              <w:t>Circle the sentence that uses the strongest evidence.</w:t>
-            </w:r>
-            <w:r>
-              <w:rPr>
-                <w:sz w:val="24"/>
-                <w:szCs w:val="24"/>
-              </w:rPr>
-            </w:r>
-            <w:r>
-              <w:rPr>
-                <w:sz w:val="24"/>
-                <w:szCs w:val="24"/>
-              </w:rPr>
-            </w:r>
-            <w:r>
-              <w:rPr>
-                <w:sz w:val="24"/>
-                <w:szCs w:val="24"/>
-              </w:rPr>
-            </w:r>
-            <w:r>
-              <w:rPr>
-                <w:sz w:val="24"/>
-                <w:szCs w:val="24"/>
-              </w:rPr>
             </w:r>
             <w:r>
               <w:rPr>
@@ -2063,54 +2291,7 @@
                 <w:sz w:val="24"/>
                 <w:szCs w:val="24"/>
               </w:rPr>
-            </w:r>
-            <w:r>
-              <w:rPr>
-                <w:sz w:val="24"/>
-                <w:szCs w:val="24"/>
-              </w:rPr>
-            </w:r>
-            <w:r>
-              <w:rPr>
-                <w:sz w:val="24"/>
-                <w:szCs w:val="24"/>
-              </w:rPr>
-            </w:r>
-            <w:r>
-              <w:rPr>
-                <w:sz w:val="24"/>
-                <w:szCs w:val="24"/>
-              </w:rPr>
-            </w:r>
-            <w:r>
-              <w:rPr>
-                <w:sz w:val="24"/>
-                <w:szCs w:val="24"/>
-              </w:rPr>
-            </w:r>
-            <w:r>
-              <w:rPr>
-                <w:sz w:val="24"/>
-                <w:szCs w:val="24"/>
-              </w:rPr>
-            </w:r>
-            <w:r>
-              <w:rPr>
-                <w:sz w:val="24"/>
-                <w:szCs w:val="24"/>
-              </w:rPr>
-            </w:r>
-            <w:r>
-              <w:rPr>
-                <w:sz w:val="24"/>
-                <w:szCs w:val="24"/>
-              </w:rPr>
-            </w:r>
-            <w:r>
-              <w:rPr>
-                <w:sz w:val="24"/>
-                <w:szCs w:val="24"/>
-              </w:rPr>
+              <w:t xml:space="preserve"> </w:t>
             </w:r>
             <w:r>
               <w:rPr>
@@ -2119,24 +2300,7 @@
                 <w:sz w:val="24"/>
                 <w:szCs w:val="24"/>
               </w:rPr>
-            </w:r>
-            <w:r>
-              <w:rPr>
-                <w:sz w:val="24"/>
-                <w:szCs w:val="24"/>
-              </w:rPr>
-            </w:r>
-            <w:r>
-              <w:rPr>
-                <w:sz w:val="24"/>
-                <w:szCs w:val="24"/>
-              </w:rPr>
-            </w:r>
-            <w:r>
-              <w:rPr>
-                <w:sz w:val="24"/>
-                <w:szCs w:val="24"/>
-              </w:rPr>
+              <w:t>Data conclusions</w:t>
             </w:r>
             <w:r>
               <w:rPr>
@@ -2145,12 +2309,175 @@
                 <w:sz w:val="24"/>
                 <w:szCs w:val="24"/>
               </w:rPr>
-            </w:r>
-            <w:r>
-              <w:rPr>
-                <w:sz w:val="24"/>
-                <w:szCs w:val="24"/>
-              </w:rPr>
+              <w:br/>
+            </w:r>
+            <w:r>
+              <w:rPr>
+                <w:sz w:val="24"/>
+                <w:szCs w:val="24"/>
+                <w:b/>
+                <w:bCs/>
+              </w:rPr>
+              <w:t>Class Objective:</w:t>
+            </w:r>
+            <w:r>
+              <w:rPr>
+                <w:sz w:val="24"/>
+                <w:szCs w:val="24"/>
+              </w:rPr>
+              <w:br/>
+              <w:t>Practice drafting a one-page data report with title, question, chart, 3 evidence statements, 1 limitation, and 1 recommendation before the graded report draft.</w:t>
+            </w:r>
+            <w:r>
+              <w:rPr>
+                <w:sz w:val="24"/>
+                <w:szCs w:val="24"/>
+              </w:rPr>
+              <w:br/>
+              <w:br/>
+            </w:r>
+            <w:r>
+              <w:rPr>
+                <w:b/>
+                <w:bCs/>
+                <w:sz w:val="24"/>
+                <w:szCs w:val="24"/>
+              </w:rPr>
+              <w:br/>
+              <w:t>Pre-activities</w:t>
+            </w:r>
+            <w:r>
+              <w:rPr>
+                <w:b/>
+                <w:bCs/>
+                <w:sz w:val="24"/>
+                <w:szCs w:val="24"/>
+              </w:rPr>
+              <w:br/>
+            </w:r>
+            <w:r>
+              <w:rPr>
+                <w:sz w:val="24"/>
+                <w:szCs w:val="24"/>
+              </w:rPr>
+              <w:t>Review Week 8 practice vocabulary (part 1).</w:t>
+            </w:r>
+            <w:r>
+              <w:rPr>
+                <w:sz w:val="24"/>
+                <w:szCs w:val="24"/>
+              </w:rPr>
+              <w:br/>
+            </w:r>
+            <w:r>
+              <w:rPr>
+                <w:sz w:val="24"/>
+                <w:szCs w:val="24"/>
+              </w:rPr>
+              <w:lastRenderedPageBreak/>
+              <w:t>inference: A careful idea based on evidence</w:t>
+            </w:r>
+            <w:r>
+              <w:rPr>
+                <w:sz w:val="24"/>
+                <w:szCs w:val="24"/>
+              </w:rPr>
+              <w:br/>
+              <w:t>recommendation: Advice about what should be done</w:t>
+            </w:r>
+            <w:r>
+              <w:rPr>
+                <w:sz w:val="24"/>
+                <w:szCs w:val="24"/>
+              </w:rPr>
+              <w:br/>
+              <w:t>dashboard: A display that summarizes important data</w:t>
+            </w:r>
+            <w:r>
+              <w:rPr>
+                <w:sz w:val="24"/>
+                <w:szCs w:val="24"/>
+              </w:rPr>
+              <w:br/>
+              <w:t>infographic: A visual product that explains information</w:t>
+            </w:r>
+            <w:r>
+              <w:rPr>
+                <w:sz w:val="24"/>
+                <w:szCs w:val="24"/>
+              </w:rPr>
+              <w:br/>
+              <w:t>Review the difference between observation, inference, and recommendation: what the chart shows, what it might mean, and what action someone should take.</w:t>
+            </w:r>
+            <w:r>
+              <w:rPr>
+                <w:b/>
+                <w:bCs/>
+                <w:sz w:val="24"/>
+                <w:szCs w:val="24"/>
+              </w:rPr>
+              <w:br/>
+            </w:r>
+            <w:r>
+              <w:rPr>
+                <w:b/>
+                <w:bCs/>
+                <w:sz w:val="24"/>
+                <w:szCs w:val="24"/>
+              </w:rPr>
+              <w:br/>
+              <w:t>While activities</w:t>
+            </w:r>
+            <w:r>
+              <w:rPr>
+                <w:b/>
+                <w:bCs/>
+                <w:sz w:val="24"/>
+                <w:szCs w:val="24"/>
+              </w:rPr>
+              <w:br/>
+            </w:r>
+            <w:r>
+              <w:rPr>
+                <w:sz w:val="24"/>
+                <w:szCs w:val="24"/>
+              </w:rPr>
+              <w:t>Practice drafting a one-page data report with title, question, chart, 3 evidence statements, 1 limitation, and 1 recommendation before the graded report draft.</w:t>
+            </w:r>
+            <w:r>
+              <w:rPr>
+                <w:b/>
+                <w:bCs/>
+                <w:sz w:val="24"/>
+                <w:szCs w:val="24"/>
+              </w:rPr>
+              <w:br/>
+            </w:r>
+            <w:r>
+              <w:rPr>
+                <w:b/>
+                <w:bCs/>
+                <w:sz w:val="24"/>
+                <w:szCs w:val="24"/>
+              </w:rPr>
+              <w:br/>
+              <w:t>Post activities</w:t>
+            </w:r>
+            <w:r>
+              <w:rPr>
+                <w:b/>
+                <w:bCs/>
+                <w:sz w:val="24"/>
+                <w:szCs w:val="24"/>
+              </w:rPr>
+              <w:br/>
+            </w:r>
+            <w:r>
+              <w:rPr>
+                <w:sz w:val="24"/>
+                <w:szCs w:val="24"/>
+              </w:rPr>
+              <w:t>Circle the sentence that uses the strongest evidence.</w:t>
             </w:r>
           </w:p>
         </w:tc>
@@ -2166,7 +2493,7 @@
           </w:tcPr>
           <w:p>
             <w:pPr>
-              <w:spacing w:line="360" w:lineRule="auto"/>
+              <w:spacing w:line="480" w:lineRule="auto"/>
               <w:rPr>
                 <w:sz w:val="24"/>
                 <w:szCs w:val="24"/>
@@ -2179,56 +2506,8 @@
                 <w:sz w:val="24"/>
                 <w:szCs w:val="24"/>
               </w:rPr>
+              <w:lastRenderedPageBreak/>
               <w:t>Topic:</w:t>
-              <w:br/>
-              <w:t>Data product prototype</w:t>
-              <w:br/>
-              <w:br/>
-              <w:t>Pre-activities</w:t>
-              <w:br/>
-              <w:t>Review Week 8 practice vocabulary (part 2).</w:t>
-              <w:br/>
-              <w:t>prototype: An early version used for testing</w:t>
-              <w:br/>
-              <w:t>limitation: Something that makes results less complete or certain</w:t>
-              <w:br/>
-              <w:t>evidence: Information that shows what happened or supports an idea</w:t>
-              <w:br/>
-              <w:t>Review examples of dashboards, infographics, and 3D display concepts, such as a one-page chart summary, a poster with icons, or a simple Tinkercad object that represents a data category.</w:t>
-              <w:br/>
-              <w:br/>
-              <w:t>While activities</w:t>
-              <w:br/>
-              <w:t>Complete Daily Grade #5: Create a one-page data report draft with title, question, chart, 3 evidence statements, 1 limitation, and 1 recommendation. Then build a prototype for your data product and test whether another student can understand the main finding in 30 seconds.</w:t>
-              <w:br/>
-              <w:br/>
-              <w:t>Post activities</w:t>
-              <w:br/>
-              <w:t>Submit the draft in Google Classroom. Record the feedback and one change you will make.</w:t>
-            </w:r>
-            <w:r>
-              <w:rPr>
-                <w:sz w:val="24"/>
-                <w:szCs w:val="24"/>
-              </w:rPr>
-            </w:r>
-            <w:r>
-              <w:rPr>
-                <w:sz w:val="24"/>
-                <w:szCs w:val="24"/>
-              </w:rPr>
-            </w:r>
-            <w:r>
-              <w:rPr>
-                <w:sz w:val="24"/>
-                <w:szCs w:val="24"/>
-              </w:rPr>
-            </w:r>
-            <w:r>
-              <w:rPr>
-                <w:sz w:val="24"/>
-                <w:szCs w:val="24"/>
-              </w:rPr>
             </w:r>
             <w:r>
               <w:rPr>
@@ -2237,87 +2516,46 @@
                 <w:sz w:val="24"/>
                 <w:szCs w:val="24"/>
               </w:rPr>
-            </w:r>
-            <w:r>
-              <w:rPr>
-                <w:sz w:val="24"/>
-                <w:szCs w:val="24"/>
-              </w:rPr>
-            </w:r>
-            <w:r>
-              <w:rPr>
-                <w:sz w:val="24"/>
-                <w:szCs w:val="24"/>
-              </w:rPr>
-            </w:r>
-            <w:r>
-              <w:rPr>
-                <w:sz w:val="24"/>
-                <w:szCs w:val="24"/>
-              </w:rPr>
-            </w:r>
-            <w:r>
-              <w:rPr>
-                <w:sz w:val="24"/>
-                <w:szCs w:val="24"/>
-              </w:rPr>
-            </w:r>
-            <w:r>
-              <w:rPr>
-                <w:sz w:val="24"/>
-                <w:szCs w:val="24"/>
-              </w:rPr>
-            </w:r>
-            <w:r>
-              <w:rPr>
-                <w:sz w:val="24"/>
-                <w:szCs w:val="24"/>
-              </w:rPr>
-            </w:r>
-            <w:r>
-              <w:rPr>
-                <w:sz w:val="24"/>
-                <w:szCs w:val="24"/>
-              </w:rPr>
-            </w:r>
-            <w:r>
-              <w:rPr>
+              <w:t xml:space="preserve"> </w:t>
+            </w:r>
+            <w:r>
+              <w:rPr>
+                <w:sz w:val="24"/>
+                <w:szCs w:val="24"/>
+              </w:rPr>
+              <w:t>Data product prototype</w:t>
+            </w:r>
+            <w:r>
+              <w:rPr>
+                <w:sz w:val="24"/>
+                <w:szCs w:val="24"/>
+              </w:rPr>
+              <w:br/>
+            </w:r>
+            <w:r>
+              <w:rPr>
+                <w:sz w:val="24"/>
+                <w:szCs w:val="24"/>
                 <w:b/>
                 <w:bCs/>
-                <w:sz w:val="24"/>
-                <w:szCs w:val="24"/>
-              </w:rPr>
-            </w:r>
-            <w:r>
-              <w:rPr>
-                <w:sz w:val="24"/>
-                <w:szCs w:val="24"/>
-              </w:rPr>
-            </w:r>
-            <w:r>
-              <w:rPr>
-                <w:sz w:val="24"/>
-                <w:szCs w:val="24"/>
-                <w:highlight w:val="yellow"/>
-              </w:rPr>
-            </w:r>
-            <w:r>
-              <w:rPr>
-                <w:sz w:val="24"/>
-                <w:szCs w:val="24"/>
-              </w:rPr>
-            </w:r>
-            <w:r>
-              <w:rPr>
-                <w:sz w:val="24"/>
-                <w:szCs w:val="24"/>
-              </w:rPr>
-            </w:r>
-            <w:r>
-              <w:rPr>
-                <w:sz w:val="24"/>
-                <w:szCs w:val="24"/>
-              </w:rPr>
+              </w:rPr>
+              <w:t>Class Objective:</w:t>
+            </w:r>
+            <w:r>
+              <w:rPr>
+                <w:sz w:val="24"/>
+                <w:szCs w:val="24"/>
+              </w:rPr>
+              <w:br/>
+              <w:t>Create a one-page data report draft with title, question, chart, 3 evidence statements, 1 limitation, and 1 recommendation.</w:t>
+            </w:r>
+            <w:r>
+              <w:rPr>
+                <w:sz w:val="24"/>
+                <w:szCs w:val="24"/>
+              </w:rPr>
+              <w:br/>
+              <w:br/>
             </w:r>
             <w:r>
               <w:rPr>
@@ -2326,12 +2564,150 @@
                 <w:sz w:val="24"/>
                 <w:szCs w:val="24"/>
               </w:rPr>
-            </w:r>
-            <w:r>
-              <w:rPr>
-                <w:sz w:val="24"/>
-                <w:szCs w:val="24"/>
-              </w:rPr>
+              <w:br/>
+              <w:t>Pre-activities</w:t>
+            </w:r>
+            <w:r>
+              <w:rPr>
+                <w:b/>
+                <w:bCs/>
+                <w:sz w:val="24"/>
+                <w:szCs w:val="24"/>
+              </w:rPr>
+              <w:br/>
+            </w:r>
+            <w:r>
+              <w:rPr>
+                <w:sz w:val="24"/>
+                <w:szCs w:val="24"/>
+              </w:rPr>
+              <w:t>Review Week 8 practice vocabulary (part 2).</w:t>
+            </w:r>
+            <w:r>
+              <w:rPr>
+                <w:sz w:val="24"/>
+                <w:szCs w:val="24"/>
+              </w:rPr>
+              <w:br/>
+            </w:r>
+            <w:r>
+              <w:rPr>
+                <w:sz w:val="24"/>
+                <w:szCs w:val="24"/>
+              </w:rPr>
+              <w:lastRenderedPageBreak/>
+              <w:t>prototype: An early version used for testing</w:t>
+            </w:r>
+            <w:r>
+              <w:rPr>
+                <w:sz w:val="24"/>
+                <w:szCs w:val="24"/>
+              </w:rPr>
+              <w:br/>
+              <w:t>limitation: Something that makes results less complete or certain</w:t>
+            </w:r>
+            <w:r>
+              <w:rPr>
+                <w:sz w:val="24"/>
+                <w:szCs w:val="24"/>
+              </w:rPr>
+              <w:br/>
+              <w:t>evidence: Information that shows what happened or supports an idea</w:t>
+            </w:r>
+            <w:r>
+              <w:rPr>
+                <w:sz w:val="24"/>
+                <w:szCs w:val="24"/>
+              </w:rPr>
+              <w:br/>
+              <w:t>Review examples of dashboards, infographics, and 3D display concepts, such as a one-page chart summary, a poster with icons, or a simple Tinkercad object that represents a data category.</w:t>
+            </w:r>
+            <w:r>
+              <w:rPr>
+                <w:b/>
+                <w:bCs/>
+                <w:sz w:val="24"/>
+                <w:szCs w:val="24"/>
+              </w:rPr>
+              <w:br/>
+            </w:r>
+            <w:r>
+              <w:rPr>
+                <w:b/>
+                <w:bCs/>
+                <w:sz w:val="24"/>
+                <w:szCs w:val="24"/>
+              </w:rPr>
+              <w:br/>
+              <w:t>While activities</w:t>
+            </w:r>
+            <w:r>
+              <w:rPr>
+                <w:b/>
+                <w:bCs/>
+                <w:sz w:val="24"/>
+                <w:szCs w:val="24"/>
+              </w:rPr>
+              <w:br/>
+            </w:r>
+            <w:r>
+              <w:rPr>
+                <w:sz w:val="24"/>
+                <w:szCs w:val="24"/>
+                <w:highlight w:val="yellow"/>
+              </w:rPr>
+              <w:t xml:space="preserve">Complete Daily Grade #5: Create a one-page data report draft with title, question, chart, 3 evidence statements, 1 limitation, and 1 recommendation. Then build a prototype for your data product and test whether another student can understand the main finding in </w:t>
+            </w:r>
+            <w:r>
+              <w:rPr>
+                <w:sz w:val="24"/>
+                <w:szCs w:val="24"/>
+                <w:highlight w:val="yellow"/>
+              </w:rPr>
+              <w:t xml:space="preserve">about </w:t>
+            </w:r>
+            <w:r>
+              <w:rPr>
+                <w:sz w:val="24"/>
+                <w:szCs w:val="24"/>
+                <w:highlight w:val="yellow"/>
+              </w:rPr>
+              <w:t>30 seconds.</w:t>
+            </w:r>
+            <w:r>
+              <w:rPr>
+                <w:b/>
+                <w:bCs/>
+                <w:sz w:val="24"/>
+                <w:szCs w:val="24"/>
+              </w:rPr>
+              <w:br/>
+            </w:r>
+            <w:r>
+              <w:rPr>
+                <w:b/>
+                <w:bCs/>
+                <w:sz w:val="24"/>
+                <w:szCs w:val="24"/>
+              </w:rPr>
+              <w:br/>
+              <w:t>Post activities</w:t>
+            </w:r>
+            <w:r>
+              <w:rPr>
+                <w:b/>
+                <w:bCs/>
+                <w:sz w:val="24"/>
+                <w:szCs w:val="24"/>
+              </w:rPr>
+              <w:br/>
+            </w:r>
+            <w:r>
+              <w:rPr>
+                <w:sz w:val="24"/>
+                <w:szCs w:val="24"/>
+              </w:rPr>
+              <w:t>Submit the draft in Google Classroom. Record the feedback and one change you will make.</w:t>
             </w:r>
           </w:p>
         </w:tc>
@@ -2348,13 +2724,6 @@
             </w:tcBorders>
           </w:tcPr>
           <w:p>
-            <w:pPr>
-              <w:spacing w:line="360" w:lineRule="auto"/>
-              <w:rPr>
-                <w:sz w:val="24"/>
-                <w:szCs w:val="24"/>
-              </w:rPr>
-            </w:pPr>
             <w:r>
               <w:rPr>
                 <w:b/>
@@ -2369,31 +2738,7 @@
                 <w:sz w:val="24"/>
                 <w:szCs w:val="24"/>
               </w:rPr>
-              <w:t xml:space="preserve">: Pen, pencil, technology notebook, student's email and password, Google Classroom, </w:t>
-            </w:r>
-            <w:proofErr w:type="spellStart"/>
-            <w:r>
-              <w:rPr>
-                <w:sz w:val="24"/>
-                <w:szCs w:val="24"/>
-              </w:rPr>
-              <w:t>Tinkercad</w:t>
-            </w:r>
-            <w:proofErr w:type="spellEnd"/>
-            <w:r>
-              <w:rPr>
-                <w:sz w:val="24"/>
-                <w:szCs w:val="24"/>
-              </w:rPr>
-              <w:t xml:space="preserve"> access, dataset or survey </w:t>
-            </w:r>
-            <w:r>
-              <w:rPr>
-                <w:sz w:val="24"/>
-                <w:szCs w:val="24"/>
-              </w:rPr>
-              <w:lastRenderedPageBreak/>
-              <w:t>data, chart tool, project rubric, checklist or worksheet, project planning sheet, projector.</w:t>
+              <w:t>: Pen, pencil, technology notebook, computer, student's email and password.</w:t>
             </w:r>
           </w:p>
         </w:tc>
@@ -2408,13 +2753,6 @@
             </w:tcBorders>
           </w:tcPr>
           <w:p>
-            <w:pPr>
-              <w:spacing w:line="360" w:lineRule="auto"/>
-              <w:rPr>
-                <w:sz w:val="24"/>
-                <w:szCs w:val="24"/>
-              </w:rPr>
-            </w:pPr>
             <w:r>
               <w:rPr>
                 <w:b/>
@@ -2422,7 +2760,6 @@
                 <w:sz w:val="24"/>
                 <w:szCs w:val="24"/>
               </w:rPr>
-              <w:lastRenderedPageBreak/>
               <w:t>Resources</w:t>
             </w:r>
             <w:r>
@@ -2430,31 +2767,7 @@
                 <w:sz w:val="24"/>
                 <w:szCs w:val="24"/>
               </w:rPr>
-              <w:t xml:space="preserve">: Pen, pencil, technology notebook, student's email and password, Google Classroom, </w:t>
-            </w:r>
-            <w:proofErr w:type="spellStart"/>
-            <w:r>
-              <w:rPr>
-                <w:sz w:val="24"/>
-                <w:szCs w:val="24"/>
-              </w:rPr>
-              <w:t>Tinkercad</w:t>
-            </w:r>
-            <w:proofErr w:type="spellEnd"/>
-            <w:r>
-              <w:rPr>
-                <w:sz w:val="24"/>
-                <w:szCs w:val="24"/>
-              </w:rPr>
-              <w:t xml:space="preserve"> access, dataset or survey </w:t>
-            </w:r>
-            <w:r>
-              <w:rPr>
-                <w:sz w:val="24"/>
-                <w:szCs w:val="24"/>
-              </w:rPr>
-              <w:lastRenderedPageBreak/>
-              <w:t>data, chart tool, project rubric, checklist or worksheet, project planning sheet, projector.</w:t>
+              <w:t>: Pen, pencil, technology notebook, computer, student's email and password.</w:t>
             </w:r>
           </w:p>
         </w:tc>
@@ -2462,6 +2775,7 @@
     </w:tbl>
     <w:p>
       <w:pPr>
+        <w:spacing w:line="480" w:lineRule="auto"/>
         <w:rPr>
           <w:sz w:val="24"/>
           <w:szCs w:val="24"/>
@@ -9777,19 +10091,6 @@
       <w:szCs w:val="30"/>
     </w:rPr>
   </w:style>
-  <w:style w:type="table" w:customStyle="1" w:styleId="a">
-    <w:basedOn w:val="TableNormal4"/>
-    <w:tblPr>
-      <w:tblStyleRowBandSize w:val="1"/>
-      <w:tblStyleColBandSize w:val="1"/>
-      <w:tblCellMar>
-        <w:top w:w="100" w:type="dxa"/>
-        <w:left w:w="100" w:type="dxa"/>
-        <w:bottom w:w="100" w:type="dxa"/>
-        <w:right w:w="100" w:type="dxa"/>
-      </w:tblCellMar>
-    </w:tblPr>
-  </w:style>
   <w:style w:type="paragraph" w:styleId="ListParagraph">
     <w:name w:val="List Paragraph"/>
     <w:basedOn w:val="Normal"/>
@@ -10127,238 +10428,6 @@
       <w:szCs w:val="24"/>
     </w:rPr>
   </w:style>
-  <w:style w:type="table" w:customStyle="1" w:styleId="a0">
-    <w:basedOn w:val="TableNormal4"/>
-    <w:pPr>
-      <w:spacing w:line="240" w:lineRule="auto"/>
-    </w:pPr>
-    <w:tblPr>
-      <w:tblStyleRowBandSize w:val="1"/>
-      <w:tblStyleColBandSize w:val="1"/>
-      <w:tblCellMar>
-        <w:left w:w="108" w:type="dxa"/>
-        <w:right w:w="108" w:type="dxa"/>
-      </w:tblCellMar>
-    </w:tblPr>
-  </w:style>
-  <w:style w:type="table" w:customStyle="1" w:styleId="a1">
-    <w:basedOn w:val="TableNormal4"/>
-    <w:pPr>
-      <w:spacing w:line="240" w:lineRule="auto"/>
-    </w:pPr>
-    <w:tblPr>
-      <w:tblStyleRowBandSize w:val="1"/>
-      <w:tblStyleColBandSize w:val="1"/>
-      <w:tblCellMar>
-        <w:left w:w="108" w:type="dxa"/>
-        <w:right w:w="108" w:type="dxa"/>
-      </w:tblCellMar>
-    </w:tblPr>
-  </w:style>
-  <w:style w:type="table" w:customStyle="1" w:styleId="a2">
-    <w:basedOn w:val="TableNormal4"/>
-    <w:pPr>
-      <w:spacing w:line="240" w:lineRule="auto"/>
-    </w:pPr>
-    <w:tblPr>
-      <w:tblStyleRowBandSize w:val="1"/>
-      <w:tblStyleColBandSize w:val="1"/>
-      <w:tblCellMar>
-        <w:left w:w="108" w:type="dxa"/>
-        <w:right w:w="108" w:type="dxa"/>
-      </w:tblCellMar>
-    </w:tblPr>
-  </w:style>
-  <w:style w:type="table" w:customStyle="1" w:styleId="a3">
-    <w:basedOn w:val="TableNormal4"/>
-    <w:pPr>
-      <w:spacing w:line="240" w:lineRule="auto"/>
-    </w:pPr>
-    <w:tblPr>
-      <w:tblStyleRowBandSize w:val="1"/>
-      <w:tblStyleColBandSize w:val="1"/>
-      <w:tblCellMar>
-        <w:left w:w="108" w:type="dxa"/>
-        <w:right w:w="108" w:type="dxa"/>
-      </w:tblCellMar>
-    </w:tblPr>
-  </w:style>
-  <w:style w:type="table" w:customStyle="1" w:styleId="a4">
-    <w:basedOn w:val="TableNormal4"/>
-    <w:pPr>
-      <w:spacing w:line="240" w:lineRule="auto"/>
-    </w:pPr>
-    <w:tblPr>
-      <w:tblStyleRowBandSize w:val="1"/>
-      <w:tblStyleColBandSize w:val="1"/>
-      <w:tblCellMar>
-        <w:left w:w="108" w:type="dxa"/>
-        <w:right w:w="108" w:type="dxa"/>
-      </w:tblCellMar>
-    </w:tblPr>
-  </w:style>
-  <w:style w:type="table" w:customStyle="1" w:styleId="a5">
-    <w:basedOn w:val="TableNormal4"/>
-    <w:pPr>
-      <w:spacing w:line="240" w:lineRule="auto"/>
-    </w:pPr>
-    <w:tblPr>
-      <w:tblStyleRowBandSize w:val="1"/>
-      <w:tblStyleColBandSize w:val="1"/>
-      <w:tblCellMar>
-        <w:left w:w="108" w:type="dxa"/>
-        <w:right w:w="108" w:type="dxa"/>
-      </w:tblCellMar>
-    </w:tblPr>
-  </w:style>
-  <w:style w:type="table" w:customStyle="1" w:styleId="a6">
-    <w:basedOn w:val="TableNormal4"/>
-    <w:pPr>
-      <w:spacing w:line="240" w:lineRule="auto"/>
-    </w:pPr>
-    <w:tblPr>
-      <w:tblStyleRowBandSize w:val="1"/>
-      <w:tblStyleColBandSize w:val="1"/>
-      <w:tblCellMar>
-        <w:left w:w="108" w:type="dxa"/>
-        <w:right w:w="108" w:type="dxa"/>
-      </w:tblCellMar>
-    </w:tblPr>
-  </w:style>
-  <w:style w:type="table" w:customStyle="1" w:styleId="a7">
-    <w:basedOn w:val="TableNormal4"/>
-    <w:pPr>
-      <w:spacing w:line="240" w:lineRule="auto"/>
-    </w:pPr>
-    <w:tblPr>
-      <w:tblStyleRowBandSize w:val="1"/>
-      <w:tblStyleColBandSize w:val="1"/>
-      <w:tblCellMar>
-        <w:left w:w="108" w:type="dxa"/>
-        <w:right w:w="108" w:type="dxa"/>
-      </w:tblCellMar>
-    </w:tblPr>
-  </w:style>
-  <w:style w:type="table" w:customStyle="1" w:styleId="a8">
-    <w:basedOn w:val="TableNormal4"/>
-    <w:pPr>
-      <w:spacing w:line="240" w:lineRule="auto"/>
-    </w:pPr>
-    <w:tblPr>
-      <w:tblStyleRowBandSize w:val="1"/>
-      <w:tblStyleColBandSize w:val="1"/>
-      <w:tblCellMar>
-        <w:left w:w="108" w:type="dxa"/>
-        <w:right w:w="108" w:type="dxa"/>
-      </w:tblCellMar>
-    </w:tblPr>
-  </w:style>
-  <w:style w:type="table" w:customStyle="1" w:styleId="a9">
-    <w:basedOn w:val="TableNormal4"/>
-    <w:pPr>
-      <w:spacing w:line="240" w:lineRule="auto"/>
-    </w:pPr>
-    <w:tblPr>
-      <w:tblStyleRowBandSize w:val="1"/>
-      <w:tblStyleColBandSize w:val="1"/>
-      <w:tblCellMar>
-        <w:left w:w="108" w:type="dxa"/>
-        <w:right w:w="108" w:type="dxa"/>
-      </w:tblCellMar>
-    </w:tblPr>
-  </w:style>
-  <w:style w:type="table" w:customStyle="1" w:styleId="aa">
-    <w:basedOn w:val="TableNormal4"/>
-    <w:pPr>
-      <w:spacing w:line="240" w:lineRule="auto"/>
-    </w:pPr>
-    <w:tblPr>
-      <w:tblStyleRowBandSize w:val="1"/>
-      <w:tblStyleColBandSize w:val="1"/>
-      <w:tblCellMar>
-        <w:left w:w="108" w:type="dxa"/>
-        <w:right w:w="108" w:type="dxa"/>
-      </w:tblCellMar>
-    </w:tblPr>
-  </w:style>
-  <w:style w:type="table" w:customStyle="1" w:styleId="ab">
-    <w:basedOn w:val="TableNormal4"/>
-    <w:pPr>
-      <w:spacing w:line="240" w:lineRule="auto"/>
-    </w:pPr>
-    <w:tblPr>
-      <w:tblStyleRowBandSize w:val="1"/>
-      <w:tblStyleColBandSize w:val="1"/>
-      <w:tblCellMar>
-        <w:left w:w="108" w:type="dxa"/>
-        <w:right w:w="108" w:type="dxa"/>
-      </w:tblCellMar>
-    </w:tblPr>
-  </w:style>
-  <w:style w:type="table" w:customStyle="1" w:styleId="ac">
-    <w:basedOn w:val="TableNormal1"/>
-    <w:pPr>
-      <w:spacing w:line="240" w:lineRule="auto"/>
-    </w:pPr>
-    <w:tblPr>
-      <w:tblStyleRowBandSize w:val="1"/>
-      <w:tblStyleColBandSize w:val="1"/>
-      <w:tblCellMar>
-        <w:top w:w="100" w:type="dxa"/>
-        <w:left w:w="108" w:type="dxa"/>
-        <w:bottom w:w="100" w:type="dxa"/>
-        <w:right w:w="108" w:type="dxa"/>
-      </w:tblCellMar>
-    </w:tblPr>
-  </w:style>
-  <w:style w:type="table" w:customStyle="1" w:styleId="ad">
-    <w:basedOn w:val="TableNormal1"/>
-    <w:pPr>
-      <w:spacing w:line="240" w:lineRule="auto"/>
-    </w:pPr>
-    <w:tblPr>
-      <w:tblStyleRowBandSize w:val="1"/>
-      <w:tblStyleColBandSize w:val="1"/>
-      <w:tblCellMar>
-        <w:top w:w="100" w:type="dxa"/>
-        <w:left w:w="108" w:type="dxa"/>
-        <w:bottom w:w="100" w:type="dxa"/>
-        <w:right w:w="108" w:type="dxa"/>
-      </w:tblCellMar>
-    </w:tblPr>
-  </w:style>
-  <w:style w:type="table" w:customStyle="1" w:styleId="ae">
-    <w:basedOn w:val="TableNormal1"/>
-    <w:pPr>
-      <w:spacing w:line="240" w:lineRule="auto"/>
-    </w:pPr>
-    <w:tblPr>
-      <w:tblStyleRowBandSize w:val="1"/>
-      <w:tblStyleColBandSize w:val="1"/>
-      <w:tblCellMar>
-        <w:top w:w="100" w:type="dxa"/>
-        <w:left w:w="108" w:type="dxa"/>
-        <w:bottom w:w="100" w:type="dxa"/>
-        <w:right w:w="108" w:type="dxa"/>
-      </w:tblCellMar>
-    </w:tblPr>
-  </w:style>
-  <w:style w:type="table" w:customStyle="1" w:styleId="af">
-    <w:basedOn w:val="TableNormal1"/>
-    <w:pPr>
-      <w:spacing w:line="240" w:lineRule="auto"/>
-    </w:pPr>
-    <w:tblPr>
-      <w:tblStyleRowBandSize w:val="1"/>
-      <w:tblStyleColBandSize w:val="1"/>
-      <w:tblCellMar>
-        <w:top w:w="100" w:type="dxa"/>
-        <w:left w:w="108" w:type="dxa"/>
-        <w:bottom w:w="100" w:type="dxa"/>
-        <w:right w:w="108" w:type="dxa"/>
-      </w:tblCellMar>
-    </w:tblPr>
-  </w:style>
   <w:style w:type="character" w:styleId="Strong">
     <w:name w:val="Strong"/>
     <w:basedOn w:val="DefaultParagraphFont"/>
@@ -10369,19 +10438,6 @@
       <w:b/>
       <w:bCs/>
     </w:rPr>
-  </w:style>
-  <w:style w:type="table" w:customStyle="1" w:styleId="af0">
-    <w:basedOn w:val="TableNormal"/>
-    <w:tblPr>
-      <w:tblStyleRowBandSize w:val="1"/>
-      <w:tblStyleColBandSize w:val="1"/>
-      <w:tblCellMar>
-        <w:top w:w="15" w:type="dxa"/>
-        <w:left w:w="15" w:type="dxa"/>
-        <w:bottom w:w="15" w:type="dxa"/>
-        <w:right w:w="15" w:type="dxa"/>
-      </w:tblCellMar>
-    </w:tblPr>
   </w:style>
   <w:style w:type="character" w:styleId="Hyperlink">
     <w:name w:val="Hyperlink"/>
